--- a/output/docgen/clm-counter-position-template.docx
+++ b/output/docgen/clm-counter-position-template.docx
@@ -852,7 +852,7 @@
         <w:color w:val="5F6368"/>
         <w:sz w:val="16"/>
       </w:rPr>
-      <w:t>Acme Robotics | {{contract.id}}</w:t>
+      <w:t>Acme Technologies | {{contract.id}}</w:t>
     </w:r>
   </w:p>
 </w:ftr>
